--- a/jack ea plus.docx
+++ b/jack ea plus.docx
@@ -1,6 +1,6 @@
 
 <file path=word/document.xml><?xml version="1.0" encoding="utf-8"?>
-<w:document xmlns:wpc="http://schemas.microsoft.com/office/word/2010/wordprocessingCanvas" xmlns:cx="http://schemas.microsoft.com/office/drawing/2014/chartex" xmlns:cx1="http://schemas.microsoft.com/office/drawing/2015/9/8/chartex" xmlns:cx2="http://schemas.microsoft.com/office/drawing/2015/10/21/chartex" xmlns:cx3="http://schemas.microsoft.com/office/drawing/2016/5/9/chartex" xmlns:cx4="http://schemas.microsoft.com/office/drawing/2016/5/10/chartex" xmlns:cx5="http://schemas.microsoft.com/office/drawing/2016/5/11/chartex" xmlns:cx6="http://schemas.microsoft.com/office/drawing/2016/5/12/chartex" xmlns:cx7="http://schemas.microsoft.com/office/drawing/2016/5/13/chartex" xmlns:cx8="http://schemas.microsoft.com/office/drawing/2016/5/14/chartex" xmlns:mc="http://schemas.openxmlformats.org/markup-compatibility/2006" xmlns:aink="http://schemas.microsoft.com/office/drawing/2016/ink" xmlns:am3d="http://schemas.microsoft.com/office/drawing/2017/model3d" xmlns:o="urn:schemas-microsoft-com:office:office" xmlns:oel="http://schemas.microsoft.com/office/2019/extlst" xmlns:r="http://schemas.openxmlformats.org/officeDocument/2006/relationships" xmlns:m="http://schemas.openxmlformats.org/officeDocument/2006/math" xmlns:v="urn:schemas-microsoft-com:vml" xmlns:wp14="http://schemas.microsoft.com/office/word/2010/wordprocessingDrawing" xmlns:wp="http://schemas.openxmlformats.org/drawingml/2006/wordprocessingDrawing" xmlns:w10="urn:schemas-microsoft-com:office:word" xmlns:w="http://schemas.openxmlformats.org/wordprocessingml/2006/main" xmlns:w14="http://schemas.microsoft.com/office/word/2010/wordml" xmlns:w15="http://schemas.microsoft.com/office/word/2012/wordml" xmlns:w16cex="http://schemas.microsoft.com/office/word/2018/wordml/cex" xmlns:w16cid="http://schemas.microsoft.com/office/word/2016/wordml/cid" xmlns:w16="http://schemas.microsoft.com/office/word/2018/wordml" xmlns:w16sdtdh="http://schemas.microsoft.com/office/word/2020/wordml/sdtdatahash" xmlns:w16se="http://schemas.microsoft.com/office/word/2015/wordml/symex" xmlns:wpg="http://schemas.microsoft.com/office/word/2010/wordprocessingGroup" xmlns:wpi="http://schemas.microsoft.com/office/word/2010/wordprocessingInk" xmlns:wne="http://schemas.microsoft.com/office/word/2006/wordml" xmlns:wps="http://schemas.microsoft.com/office/word/2010/wordprocessingShape" mc:Ignorable="w14 w15 w16se w16cid w16 w16cex w16sdtdh wp14">
+<w:document xmlns:wpc="http://schemas.microsoft.com/office/word/2010/wordprocessingCanvas" xmlns:cx="http://schemas.microsoft.com/office/drawing/2014/chartex" xmlns:cx1="http://schemas.microsoft.com/office/drawing/2015/9/8/chartex" xmlns:cx2="http://schemas.microsoft.com/office/drawing/2015/10/21/chartex" xmlns:cx3="http://schemas.microsoft.com/office/drawing/2016/5/9/chartex" xmlns:cx4="http://schemas.microsoft.com/office/drawing/2016/5/10/chartex" xmlns:cx5="http://schemas.microsoft.com/office/drawing/2016/5/11/chartex" xmlns:cx6="http://schemas.microsoft.com/office/drawing/2016/5/12/chartex" xmlns:cx7="http://schemas.microsoft.com/office/drawing/2016/5/13/chartex" xmlns:cx8="http://schemas.microsoft.com/office/drawing/2016/5/14/chartex" xmlns:mc="http://schemas.openxmlformats.org/markup-compatibility/2006" xmlns:aink="http://schemas.microsoft.com/office/drawing/2016/ink" xmlns:am3d="http://schemas.microsoft.com/office/drawing/2017/model3d" xmlns:o="urn:schemas-microsoft-com:office:office" xmlns:oel="http://schemas.microsoft.com/office/2019/extlst" xmlns:r="http://schemas.openxmlformats.org/officeDocument/2006/relationships" xmlns:m="http://schemas.openxmlformats.org/officeDocument/2006/math" xmlns:v="urn:schemas-microsoft-com:vml" xmlns:wp14="http://schemas.microsoft.com/office/word/2010/wordprocessingDrawing" xmlns:wp="http://schemas.openxmlformats.org/drawingml/2006/wordprocessingDrawing" xmlns:w10="urn:schemas-microsoft-com:office:word" xmlns:w="http://schemas.openxmlformats.org/wordprocessingml/2006/main" xmlns:w14="http://schemas.microsoft.com/office/word/2010/wordml" xmlns:w15="http://schemas.microsoft.com/office/word/2012/wordml" xmlns:w16cex="http://schemas.microsoft.com/office/word/2018/wordml/cex" xmlns:w16cid="http://schemas.microsoft.com/office/word/2016/wordml/cid" xmlns:w16="http://schemas.microsoft.com/office/word/2018/wordml" xmlns:w16du="http://schemas.microsoft.com/office/word/2023/wordml/word16du" xmlns:w16sdtdh="http://schemas.microsoft.com/office/word/2020/wordml/sdtdatahash" xmlns:w16sdtfl="http://schemas.microsoft.com/office/word/2024/wordml/sdtformatlock" xmlns:w16se="http://schemas.microsoft.com/office/word/2015/wordml/symex" xmlns:wpg="http://schemas.microsoft.com/office/word/2010/wordprocessingGroup" xmlns:wpi="http://schemas.microsoft.com/office/word/2010/wordprocessingInk" xmlns:wne="http://schemas.microsoft.com/office/word/2006/wordml" xmlns:wps="http://schemas.microsoft.com/office/word/2010/wordprocessingShape" mc:Ignorable="w14 w15 w16se w16cid w16 w16cex w16sdtdh w16sdtfl w16du wp14">
   <w:body>
     <w:p>
       <w:pPr>
@@ -191,17 +191,17 @@
           <w:kern w:val="0"/>
           <w14:ligatures w14:val="none"/>
         </w:rPr>
-        <w:t> Hong Kong Flying Dragon Football Club (</w:t>
-      </w:r>
-      <w:r>
-        <w:rPr>
-          <w:rFonts w:ascii="Times New Roman" w:eastAsia="PMingLiU" w:hAnsi="Times New Roman" w:cs="Times New Roman"/>
-          <w:color w:val="000000" w:themeColor="text1"/>
-          <w:kern w:val="0"/>
-          <w:lang w:val="en-HK"/>
-          <w14:ligatures w14:val="none"/>
-        </w:rPr>
-        <w:t>香港飛龍足球俱樂部</w:t>
+        <w:t> Hong Kong Football Club (</w:t>
+      </w:r>
+      <w:r>
+        <w:rPr>
+          <w:rFonts w:ascii="Times New Roman" w:eastAsia="新細明體" w:hAnsi="Times New Roman" w:cs="Times New Roman"/>
+          <w:color w:val="000000" w:themeColor="text1"/>
+          <w:kern w:val="0"/>
+          <w:lang w:val="en-HK"/>
+          <w14:ligatures w14:val="none"/>
+        </w:rPr>
+        <w:t>香港足球俱樂部</w:t>
       </w:r>
       <w:r>
         <w:rPr>
@@ -564,16 +564,62 @@
           <w14:ligatures w14:val="none"/>
         </w:rPr>
       </w:pPr>
-      <w:r>
-        <w:rPr>
-          <w:rFonts w:ascii="Times New Roman" w:eastAsia="Times New Roman" w:hAnsi="Times New Roman" w:cs="Times New Roman"/>
+      <w:proofErr w:type="gramStart"/>
+      <w:r>
+        <w:rPr>
+          <w:rFonts w:ascii="Times New Roman" w:hAnsi="Times New Roman" w:cs="Times New Roman" w:hint="eastAsia"/>
           <w:b/>
           <w:bCs/>
           <w:color w:val="000000" w:themeColor="text1"/>
           <w:kern w:val="0"/>
           <w14:ligatures w14:val="none"/>
         </w:rPr>
-        <w:t>about.html </w:t>
+        <w:t>A</w:t>
+      </w:r>
+      <w:r>
+        <w:rPr>
+          <w:rFonts w:ascii="Times New Roman" w:eastAsia="Times New Roman" w:hAnsi="Times New Roman" w:cs="Times New Roman"/>
+          <w:b/>
+          <w:bCs/>
+          <w:color w:val="000000" w:themeColor="text1"/>
+          <w:kern w:val="0"/>
+          <w14:ligatures w14:val="none"/>
+        </w:rPr>
+        <w:t>bout</w:t>
+      </w:r>
+      <w:r>
+        <w:rPr>
+          <w:rFonts w:ascii="Times New Roman" w:hAnsi="Times New Roman" w:cs="Times New Roman" w:hint="eastAsia"/>
+          <w:b/>
+          <w:bCs/>
+          <w:color w:val="000000" w:themeColor="text1"/>
+          <w:kern w:val="0"/>
+          <w14:ligatures w14:val="none"/>
+        </w:rPr>
+        <w:t>Us</w:t>
+      </w:r>
+      <w:r>
+        <w:rPr>
+          <w:rFonts w:ascii="Times New Roman" w:eastAsia="Times New Roman" w:hAnsi="Times New Roman" w:cs="Times New Roman"/>
+          <w:b/>
+          <w:bCs/>
+          <w:color w:val="000000" w:themeColor="text1"/>
+          <w:kern w:val="0"/>
+          <w14:ligatures w14:val="none"/>
+        </w:rPr>
+        <w:t>.html</w:t>
+      </w:r>
+      <w:proofErr w:type="gramEnd"/>
+      <w:r>
+        <w:rPr>
+          <w:rFonts w:ascii="Times New Roman" w:eastAsia="Times New Roman" w:hAnsi="Times New Roman" w:cs="Times New Roman"/>
+          <w:b/>
+          <w:bCs/>
+          <w:color w:val="000000" w:themeColor="text1"/>
+          <w:kern w:val="0"/>
+          <w14:ligatures w14:val="none"/>
+        </w:rPr>
+        <w:t> </w:t>
       </w:r>
       <w:r>
         <w:rPr>
@@ -619,16 +665,54 @@
           <w:kern w:val="0"/>
           <w14:ligatures w14:val="none"/>
         </w:rPr>
-        <w:t>squad.html </w:t>
-      </w:r>
-      <w:r>
-        <w:rPr>
-          <w:rFonts w:ascii="Times New Roman" w:eastAsia="Times New Roman" w:hAnsi="Times New Roman" w:cs="Times New Roman"/>
-          <w:color w:val="000000" w:themeColor="text1"/>
-          <w:kern w:val="0"/>
-          <w14:ligatures w14:val="none"/>
-        </w:rPr>
-        <w:t>- Display of the club's current squad.</w:t>
+        <w:t>HistoryOfFootball</w:t>
+      </w:r>
+      <w:r>
+        <w:rPr>
+          <w:rFonts w:ascii="Times New Roman" w:eastAsia="Times New Roman" w:hAnsi="Times New Roman" w:cs="Times New Roman"/>
+          <w:b/>
+          <w:bCs/>
+          <w:color w:val="000000" w:themeColor="text1"/>
+          <w:kern w:val="0"/>
+          <w14:ligatures w14:val="none"/>
+        </w:rPr>
+        <w:t>.html </w:t>
+      </w:r>
+      <w:r>
+        <w:rPr>
+          <w:rFonts w:ascii="Times New Roman" w:eastAsia="Times New Roman" w:hAnsi="Times New Roman" w:cs="Times New Roman"/>
+          <w:color w:val="000000" w:themeColor="text1"/>
+          <w:kern w:val="0"/>
+          <w14:ligatures w14:val="none"/>
+        </w:rPr>
+        <w:t xml:space="preserve">- </w:t>
+      </w:r>
+      <w:r>
+        <w:rPr>
+          <w:rFonts w:ascii="Times New Roman" w:eastAsia="Times New Roman" w:hAnsi="Times New Roman" w:cs="Times New Roman"/>
+          <w:color w:val="000000" w:themeColor="text1"/>
+          <w:kern w:val="0"/>
+          <w14:ligatures w14:val="none"/>
+        </w:rPr>
+        <w:t>Football</w:t>
+      </w:r>
+      <w:r>
+        <w:rPr>
+          <w:rFonts w:ascii="Times New Roman" w:hAnsi="Times New Roman" w:cs="Times New Roman" w:hint="eastAsia"/>
+          <w:color w:val="000000" w:themeColor="text1"/>
+          <w:kern w:val="0"/>
+          <w14:ligatures w14:val="none"/>
+        </w:rPr>
+        <w:t xml:space="preserve"> </w:t>
+      </w:r>
+      <w:r>
+        <w:rPr>
+          <w:rFonts w:ascii="Times New Roman" w:eastAsia="Times New Roman" w:hAnsi="Times New Roman" w:cs="Times New Roman"/>
+          <w:color w:val="000000" w:themeColor="text1"/>
+          <w:kern w:val="0"/>
+          <w14:ligatures w14:val="none"/>
+        </w:rPr>
+        <w:t>History</w:t>
       </w:r>
       <w:r>
         <w:rPr>
@@ -658,14 +742,25 @@
       </w:pPr>
       <w:r>
         <w:rPr>
-          <w:rFonts w:ascii="Times New Roman" w:eastAsia="Times New Roman" w:hAnsi="Times New Roman" w:cs="Times New Roman"/>
+          <w:rFonts w:ascii="Times New Roman" w:hAnsi="Times New Roman" w:cs="Times New Roman" w:hint="eastAsia"/>
           <w:b/>
           <w:bCs/>
           <w:color w:val="000000" w:themeColor="text1"/>
           <w:kern w:val="0"/>
           <w14:ligatures w14:val="none"/>
         </w:rPr>
-        <w:t>join.html </w:t>
+        <w:t>JoinUs</w:t>
+      </w:r>
+      <w:r>
+        <w:rPr>
+          <w:rFonts w:ascii="Times New Roman" w:eastAsia="Times New Roman" w:hAnsi="Times New Roman" w:cs="Times New Roman"/>
+          <w:b/>
+          <w:bCs/>
+          <w:color w:val="000000" w:themeColor="text1"/>
+          <w:kern w:val="0"/>
+          <w14:ligatures w14:val="none"/>
+        </w:rPr>
+        <w:t>.html </w:t>
       </w:r>
       <w:r>
         <w:rPr>
@@ -1337,11 +1432,12 @@
           <w:kern w:val="0"/>
           <w:lang w:val="en-HK"/>
         </w:rPr>
+        <w:lastRenderedPageBreak/>
         <w:drawing>
-          <wp:inline distT="0" distB="0" distL="0" distR="0" wp14:anchorId="12819F91" wp14:editId="205244E0">
-            <wp:extent cx="5274310" cy="2965450"/>
-            <wp:effectExtent l="0" t="0" r="2540" b="6350"/>
-            <wp:docPr id="1" name="Picture 1" descr="A screenshot of a computer&#10;&#10;AI-generated content may be incorrect."/>
+          <wp:inline distT="0" distB="0" distL="0" distR="0" wp14:anchorId="151466AE" wp14:editId="5366317D">
+            <wp:extent cx="5274310" cy="5591175"/>
+            <wp:effectExtent l="0" t="0" r="2540" b="9525"/>
+            <wp:docPr id="937742807" name="圖片 1"/>
             <wp:cNvGraphicFramePr>
               <a:graphicFrameLocks xmlns:a="http://schemas.openxmlformats.org/drawingml/2006/main" noChangeAspect="1"/>
             </wp:cNvGraphicFramePr>
@@ -1349,7 +1445,7 @@
               <a:graphicData uri="http://schemas.openxmlformats.org/drawingml/2006/picture">
                 <pic:pic xmlns:pic="http://schemas.openxmlformats.org/drawingml/2006/picture">
                   <pic:nvPicPr>
-                    <pic:cNvPr id="1" name="Picture 1" descr="A screenshot of a computer&#10;&#10;AI-generated content may be incorrect."/>
+                    <pic:cNvPr id="937742807" name="圖片 937742807"/>
                     <pic:cNvPicPr/>
                   </pic:nvPicPr>
                   <pic:blipFill>
@@ -1367,7 +1463,7 @@
                   <pic:spPr>
                     <a:xfrm>
                       <a:off x="0" y="0"/>
-                      <a:ext cx="5274310" cy="2965450"/>
+                      <a:ext cx="5274310" cy="5591175"/>
                     </a:xfrm>
                     <a:prstGeom prst="rect">
                       <a:avLst/>
@@ -1446,7 +1542,6 @@
           <w:kern w:val="0"/>
           <w14:ligatures w14:val="none"/>
         </w:rPr>
-        <w:lastRenderedPageBreak/>
         <w:t>about.html (About Us)</w:t>
       </w:r>
       <w:r>
@@ -1674,6 +1769,7 @@
           <w:kern w:val="0"/>
           <w14:ligatures w14:val="none"/>
         </w:rPr>
+        <w:lastRenderedPageBreak/>
         <w:t>Values Listing:</w:t>
       </w:r>
       <w:r>
@@ -1777,10 +1873,10 @@
           <w:lang w:val="en-HK"/>
         </w:rPr>
         <w:drawing>
-          <wp:inline distT="0" distB="0" distL="0" distR="0" wp14:anchorId="1CB6C65D" wp14:editId="7B164497">
-            <wp:extent cx="5274310" cy="2965450"/>
-            <wp:effectExtent l="0" t="0" r="2540" b="6350"/>
-            <wp:docPr id="2" name="Picture 2" descr="A screenshot of a computer&#10;&#10;AI-generated content may be incorrect."/>
+          <wp:inline distT="0" distB="0" distL="0" distR="0" wp14:anchorId="53CA0AE8" wp14:editId="37870F64">
+            <wp:extent cx="5274310" cy="5591175"/>
+            <wp:effectExtent l="0" t="0" r="2540" b="9525"/>
+            <wp:docPr id="1111594115" name="圖片 2"/>
             <wp:cNvGraphicFramePr>
               <a:graphicFrameLocks xmlns:a="http://schemas.openxmlformats.org/drawingml/2006/main" noChangeAspect="1"/>
             </wp:cNvGraphicFramePr>
@@ -1788,7 +1884,7 @@
               <a:graphicData uri="http://schemas.openxmlformats.org/drawingml/2006/picture">
                 <pic:pic xmlns:pic="http://schemas.openxmlformats.org/drawingml/2006/picture">
                   <pic:nvPicPr>
-                    <pic:cNvPr id="2" name="Picture 2" descr="A screenshot of a computer&#10;&#10;AI-generated content may be incorrect."/>
+                    <pic:cNvPr id="1111594115" name="圖片 1111594115"/>
                     <pic:cNvPicPr/>
                   </pic:nvPicPr>
                   <pic:blipFill>
@@ -1806,7 +1902,7 @@
                   <pic:spPr>
                     <a:xfrm>
                       <a:off x="0" y="0"/>
-                      <a:ext cx="5274310" cy="2965450"/>
+                      <a:ext cx="5274310" cy="5591175"/>
                     </a:xfrm>
                     <a:prstGeom prst="rect">
                       <a:avLst/>
@@ -1941,7 +2037,6 @@
           <w:kern w:val="0"/>
           <w14:ligatures w14:val="none"/>
         </w:rPr>
-        <w:lastRenderedPageBreak/>
         <w:t>squad.html (Player Squad)</w:t>
       </w:r>
       <w:r>
@@ -2414,7 +2509,6 @@
           <w:kern w:val="0"/>
           <w14:ligatures w14:val="none"/>
         </w:rPr>
-        <w:lastRenderedPageBreak/>
         <w:t>join.html (Join Us)</w:t>
       </w:r>
       <w:r>
@@ -2848,11 +2942,12 @@
           <w:kern w:val="0"/>
           <w:lang w:val="en-HK"/>
         </w:rPr>
+        <w:lastRenderedPageBreak/>
         <w:drawing>
-          <wp:inline distT="0" distB="0" distL="0" distR="0" wp14:anchorId="484CD0ED" wp14:editId="1264C0CC">
-            <wp:extent cx="5274310" cy="2965450"/>
-            <wp:effectExtent l="0" t="0" r="2540" b="6350"/>
-            <wp:docPr id="4" name="Picture 4" descr="A screenshot of a computer&#10;&#10;AI-generated content may be incorrect."/>
+          <wp:inline distT="0" distB="0" distL="0" distR="0" wp14:anchorId="7BF76054" wp14:editId="1A3327B5">
+            <wp:extent cx="5274310" cy="5591175"/>
+            <wp:effectExtent l="0" t="0" r="2540" b="9525"/>
+            <wp:docPr id="440710336" name="圖片 3"/>
             <wp:cNvGraphicFramePr>
               <a:graphicFrameLocks xmlns:a="http://schemas.openxmlformats.org/drawingml/2006/main" noChangeAspect="1"/>
             </wp:cNvGraphicFramePr>
@@ -2860,7 +2955,7 @@
               <a:graphicData uri="http://schemas.openxmlformats.org/drawingml/2006/picture">
                 <pic:pic xmlns:pic="http://schemas.openxmlformats.org/drawingml/2006/picture">
                   <pic:nvPicPr>
-                    <pic:cNvPr id="4" name="Picture 4" descr="A screenshot of a computer&#10;&#10;AI-generated content may be incorrect."/>
+                    <pic:cNvPr id="440710336" name="圖片 440710336"/>
                     <pic:cNvPicPr/>
                   </pic:nvPicPr>
                   <pic:blipFill>
@@ -2878,7 +2973,7 @@
                   <pic:spPr>
                     <a:xfrm>
                       <a:off x="0" y="0"/>
-                      <a:ext cx="5274310" cy="2965450"/>
+                      <a:ext cx="5274310" cy="5591175"/>
                     </a:xfrm>
                     <a:prstGeom prst="rect">
                       <a:avLst/>
@@ -2949,7 +3044,6 @@
           <w:kern w:val="0"/>
           <w14:ligatures w14:val="none"/>
         </w:rPr>
-        <w:lastRenderedPageBreak/>
         <w:t>3. Compliance with Assignment Requirements</w:t>
       </w:r>
       <w:r>
@@ -3029,7 +3123,6 @@
               <w:bottom w:val="single" w:sz="6" w:space="0" w:color="auto"/>
               <w:right w:val="single" w:sz="6" w:space="0" w:color="auto"/>
             </w:tcBorders>
-            <w:shd w:val="clear" w:color="auto" w:fill="auto"/>
             <w:vAlign w:val="center"/>
             <w:hideMark/>
           </w:tcPr>
@@ -3069,7 +3162,6 @@
               <w:bottom w:val="single" w:sz="6" w:space="0" w:color="auto"/>
               <w:right w:val="single" w:sz="6" w:space="0" w:color="auto"/>
             </w:tcBorders>
-            <w:shd w:val="clear" w:color="auto" w:fill="auto"/>
             <w:vAlign w:val="center"/>
             <w:hideMark/>
           </w:tcPr>
@@ -3109,7 +3201,6 @@
               <w:bottom w:val="single" w:sz="6" w:space="0" w:color="auto"/>
               <w:right w:val="single" w:sz="6" w:space="0" w:color="auto"/>
             </w:tcBorders>
-            <w:shd w:val="clear" w:color="auto" w:fill="auto"/>
             <w:vAlign w:val="center"/>
             <w:hideMark/>
           </w:tcPr>
@@ -3154,7 +3245,6 @@
               <w:bottom w:val="single" w:sz="6" w:space="0" w:color="auto"/>
               <w:right w:val="single" w:sz="6" w:space="0" w:color="auto"/>
             </w:tcBorders>
-            <w:shd w:val="clear" w:color="auto" w:fill="auto"/>
             <w:vAlign w:val="center"/>
             <w:hideMark/>
           </w:tcPr>
@@ -3194,7 +3284,6 @@
               <w:bottom w:val="single" w:sz="6" w:space="0" w:color="auto"/>
               <w:right w:val="single" w:sz="6" w:space="0" w:color="auto"/>
             </w:tcBorders>
-            <w:shd w:val="clear" w:color="auto" w:fill="auto"/>
             <w:vAlign w:val="center"/>
             <w:hideMark/>
           </w:tcPr>
@@ -3230,7 +3319,6 @@
               <w:bottom w:val="single" w:sz="6" w:space="0" w:color="auto"/>
               <w:right w:val="single" w:sz="6" w:space="0" w:color="auto"/>
             </w:tcBorders>
-            <w:shd w:val="clear" w:color="auto" w:fill="auto"/>
             <w:vAlign w:val="center"/>
             <w:hideMark/>
           </w:tcPr>
@@ -3271,7 +3359,6 @@
               <w:bottom w:val="single" w:sz="6" w:space="0" w:color="auto"/>
               <w:right w:val="single" w:sz="6" w:space="0" w:color="auto"/>
             </w:tcBorders>
-            <w:shd w:val="clear" w:color="auto" w:fill="auto"/>
             <w:vAlign w:val="center"/>
             <w:hideMark/>
           </w:tcPr>
@@ -3311,7 +3398,6 @@
               <w:bottom w:val="single" w:sz="6" w:space="0" w:color="auto"/>
               <w:right w:val="single" w:sz="6" w:space="0" w:color="auto"/>
             </w:tcBorders>
-            <w:shd w:val="clear" w:color="auto" w:fill="auto"/>
             <w:vAlign w:val="center"/>
             <w:hideMark/>
           </w:tcPr>
@@ -3334,7 +3420,17 @@
                 <w:kern w:val="0"/>
                 <w14:ligatures w14:val="none"/>
               </w:rPr>
-              <w:t>Text content is rich and descriptive. Images are used as placeholders via </w:t>
+              <w:t xml:space="preserve">Text content is rich and descriptive. Images are used as placeholders </w:t>
+            </w:r>
+            <w:r>
+              <w:rPr>
+                <w:rFonts w:ascii="Times New Roman" w:eastAsia="Times New Roman" w:hAnsi="Times New Roman" w:cs="Times New Roman"/>
+                <w:color w:val="000000" w:themeColor="text1"/>
+                <w:kern w:val="0"/>
+                <w14:ligatures w14:val="none"/>
+              </w:rPr>
+              <w:lastRenderedPageBreak/>
+              <w:t>via </w:t>
             </w:r>
             <w:proofErr w:type="spellStart"/>
             <w:proofErr w:type="gramStart"/>
@@ -3387,7 +3483,6 @@
               <w:bottom w:val="single" w:sz="6" w:space="0" w:color="auto"/>
               <w:right w:val="single" w:sz="6" w:space="0" w:color="auto"/>
             </w:tcBorders>
-            <w:shd w:val="clear" w:color="auto" w:fill="auto"/>
             <w:vAlign w:val="center"/>
             <w:hideMark/>
           </w:tcPr>
@@ -3410,6 +3505,7 @@
                 <w:kern w:val="0"/>
                 <w14:ligatures w14:val="none"/>
               </w:rPr>
+              <w:lastRenderedPageBreak/>
               <w:t>All pages</w:t>
             </w:r>
           </w:p>
@@ -3428,7 +3524,6 @@
               <w:bottom w:val="single" w:sz="6" w:space="0" w:color="auto"/>
               <w:right w:val="single" w:sz="6" w:space="0" w:color="auto"/>
             </w:tcBorders>
-            <w:shd w:val="clear" w:color="auto" w:fill="auto"/>
             <w:vAlign w:val="center"/>
             <w:hideMark/>
           </w:tcPr>
@@ -3468,7 +3563,6 @@
               <w:bottom w:val="single" w:sz="6" w:space="0" w:color="auto"/>
               <w:right w:val="single" w:sz="6" w:space="0" w:color="auto"/>
             </w:tcBorders>
-            <w:shd w:val="clear" w:color="auto" w:fill="auto"/>
             <w:vAlign w:val="center"/>
             <w:hideMark/>
           </w:tcPr>
@@ -3504,7 +3598,6 @@
               <w:bottom w:val="single" w:sz="6" w:space="0" w:color="auto"/>
               <w:right w:val="single" w:sz="6" w:space="0" w:color="auto"/>
             </w:tcBorders>
-            <w:shd w:val="clear" w:color="auto" w:fill="auto"/>
             <w:vAlign w:val="center"/>
             <w:hideMark/>
           </w:tcPr>
@@ -3545,7 +3638,6 @@
               <w:bottom w:val="single" w:sz="6" w:space="0" w:color="auto"/>
               <w:right w:val="single" w:sz="6" w:space="0" w:color="auto"/>
             </w:tcBorders>
-            <w:shd w:val="clear" w:color="auto" w:fill="auto"/>
             <w:vAlign w:val="center"/>
             <w:hideMark/>
           </w:tcPr>
@@ -3585,7 +3677,6 @@
               <w:bottom w:val="single" w:sz="6" w:space="0" w:color="auto"/>
               <w:right w:val="single" w:sz="6" w:space="0" w:color="auto"/>
             </w:tcBorders>
-            <w:shd w:val="clear" w:color="auto" w:fill="auto"/>
             <w:vAlign w:val="center"/>
             <w:hideMark/>
           </w:tcPr>
@@ -3621,7 +3712,6 @@
               <w:bottom w:val="single" w:sz="6" w:space="0" w:color="auto"/>
               <w:right w:val="single" w:sz="6" w:space="0" w:color="auto"/>
             </w:tcBorders>
-            <w:shd w:val="clear" w:color="auto" w:fill="auto"/>
             <w:vAlign w:val="center"/>
             <w:hideMark/>
           </w:tcPr>
@@ -3662,7 +3752,6 @@
               <w:bottom w:val="single" w:sz="6" w:space="0" w:color="auto"/>
               <w:right w:val="single" w:sz="6" w:space="0" w:color="auto"/>
             </w:tcBorders>
-            <w:shd w:val="clear" w:color="auto" w:fill="auto"/>
             <w:vAlign w:val="center"/>
             <w:hideMark/>
           </w:tcPr>
@@ -3702,7 +3791,6 @@
               <w:bottom w:val="single" w:sz="6" w:space="0" w:color="auto"/>
               <w:right w:val="single" w:sz="6" w:space="0" w:color="auto"/>
             </w:tcBorders>
-            <w:shd w:val="clear" w:color="auto" w:fill="auto"/>
             <w:vAlign w:val="center"/>
             <w:hideMark/>
           </w:tcPr>
@@ -3738,7 +3826,6 @@
               <w:bottom w:val="single" w:sz="6" w:space="0" w:color="auto"/>
               <w:right w:val="single" w:sz="6" w:space="0" w:color="auto"/>
             </w:tcBorders>
-            <w:shd w:val="clear" w:color="auto" w:fill="auto"/>
             <w:vAlign w:val="center"/>
             <w:hideMark/>
           </w:tcPr>
@@ -3779,7 +3866,6 @@
               <w:bottom w:val="single" w:sz="6" w:space="0" w:color="auto"/>
               <w:right w:val="single" w:sz="6" w:space="0" w:color="auto"/>
             </w:tcBorders>
-            <w:shd w:val="clear" w:color="auto" w:fill="auto"/>
             <w:vAlign w:val="center"/>
             <w:hideMark/>
           </w:tcPr>
@@ -3819,7 +3905,6 @@
               <w:bottom w:val="single" w:sz="6" w:space="0" w:color="auto"/>
               <w:right w:val="single" w:sz="6" w:space="0" w:color="auto"/>
             </w:tcBorders>
-            <w:shd w:val="clear" w:color="auto" w:fill="auto"/>
             <w:vAlign w:val="center"/>
             <w:hideMark/>
           </w:tcPr>
@@ -3855,7 +3940,6 @@
               <w:bottom w:val="single" w:sz="6" w:space="0" w:color="auto"/>
               <w:right w:val="single" w:sz="6" w:space="0" w:color="auto"/>
             </w:tcBorders>
-            <w:shd w:val="clear" w:color="auto" w:fill="auto"/>
             <w:vAlign w:val="center"/>
             <w:hideMark/>
           </w:tcPr>
@@ -3896,7 +3980,6 @@
               <w:bottom w:val="single" w:sz="6" w:space="0" w:color="auto"/>
               <w:right w:val="single" w:sz="6" w:space="0" w:color="auto"/>
             </w:tcBorders>
-            <w:shd w:val="clear" w:color="auto" w:fill="auto"/>
             <w:vAlign w:val="center"/>
             <w:hideMark/>
           </w:tcPr>
@@ -3936,7 +4019,6 @@
               <w:bottom w:val="single" w:sz="6" w:space="0" w:color="auto"/>
               <w:right w:val="single" w:sz="6" w:space="0" w:color="auto"/>
             </w:tcBorders>
-            <w:shd w:val="clear" w:color="auto" w:fill="auto"/>
             <w:vAlign w:val="center"/>
             <w:hideMark/>
           </w:tcPr>
@@ -3972,7 +4054,6 @@
               <w:bottom w:val="single" w:sz="6" w:space="0" w:color="auto"/>
               <w:right w:val="single" w:sz="6" w:space="0" w:color="auto"/>
             </w:tcBorders>
-            <w:shd w:val="clear" w:color="auto" w:fill="auto"/>
             <w:vAlign w:val="center"/>
             <w:hideMark/>
           </w:tcPr>
@@ -4020,7 +4101,7 @@
 </file>
 
 <file path=word/numbering.xml><?xml version="1.0" encoding="utf-8"?>
-<w:numbering xmlns:wpc="http://schemas.microsoft.com/office/word/2010/wordprocessingCanvas" xmlns:cx="http://schemas.microsoft.com/office/drawing/2014/chartex" xmlns:cx1="http://schemas.microsoft.com/office/drawing/2015/9/8/chartex" xmlns:cx2="http://schemas.microsoft.com/office/drawing/2015/10/21/chartex" xmlns:cx3="http://schemas.microsoft.com/office/drawing/2016/5/9/chartex" xmlns:cx4="http://schemas.microsoft.com/office/drawing/2016/5/10/chartex" xmlns:cx5="http://schemas.microsoft.com/office/drawing/2016/5/11/chartex" xmlns:cx6="http://schemas.microsoft.com/office/drawing/2016/5/12/chartex" xmlns:cx7="http://schemas.microsoft.com/office/drawing/2016/5/13/chartex" xmlns:cx8="http://schemas.microsoft.com/office/drawing/2016/5/14/chartex" xmlns:mc="http://schemas.openxmlformats.org/markup-compatibility/2006" xmlns:aink="http://schemas.microsoft.com/office/drawing/2016/ink" xmlns:am3d="http://schemas.microsoft.com/office/drawing/2017/model3d" xmlns:o="urn:schemas-microsoft-com:office:office" xmlns:oel="http://schemas.microsoft.com/office/2019/extlst" xmlns:r="http://schemas.openxmlformats.org/officeDocument/2006/relationships" xmlns:m="http://schemas.openxmlformats.org/officeDocument/2006/math" xmlns:v="urn:schemas-microsoft-com:vml" xmlns:wp14="http://schemas.microsoft.com/office/word/2010/wordprocessingDrawing" xmlns:wp="http://schemas.openxmlformats.org/drawingml/2006/wordprocessingDrawing" xmlns:w10="urn:schemas-microsoft-com:office:word" xmlns:w="http://schemas.openxmlformats.org/wordprocessingml/2006/main" xmlns:w14="http://schemas.microsoft.com/office/word/2010/wordml" xmlns:w15="http://schemas.microsoft.com/office/word/2012/wordml" xmlns:w16cex="http://schemas.microsoft.com/office/word/2018/wordml/cex" xmlns:w16cid="http://schemas.microsoft.com/office/word/2016/wordml/cid" xmlns:w16="http://schemas.microsoft.com/office/word/2018/wordml" xmlns:w16sdtdh="http://schemas.microsoft.com/office/word/2020/wordml/sdtdatahash" xmlns:w16se="http://schemas.microsoft.com/office/word/2015/wordml/symex" xmlns:wpg="http://schemas.microsoft.com/office/word/2010/wordprocessingGroup" xmlns:wpi="http://schemas.microsoft.com/office/word/2010/wordprocessingInk" xmlns:wne="http://schemas.microsoft.com/office/word/2006/wordml" xmlns:wps="http://schemas.microsoft.com/office/word/2010/wordprocessingShape" mc:Ignorable="w14 w15 w16se w16cid w16 w16cex w16sdtdh wp14">
+<w:numbering xmlns:wpc="http://schemas.microsoft.com/office/word/2010/wordprocessingCanvas" xmlns:cx="http://schemas.microsoft.com/office/drawing/2014/chartex" xmlns:cx1="http://schemas.microsoft.com/office/drawing/2015/9/8/chartex" xmlns:cx2="http://schemas.microsoft.com/office/drawing/2015/10/21/chartex" xmlns:cx3="http://schemas.microsoft.com/office/drawing/2016/5/9/chartex" xmlns:cx4="http://schemas.microsoft.com/office/drawing/2016/5/10/chartex" xmlns:cx5="http://schemas.microsoft.com/office/drawing/2016/5/11/chartex" xmlns:cx6="http://schemas.microsoft.com/office/drawing/2016/5/12/chartex" xmlns:cx7="http://schemas.microsoft.com/office/drawing/2016/5/13/chartex" xmlns:cx8="http://schemas.microsoft.com/office/drawing/2016/5/14/chartex" xmlns:mc="http://schemas.openxmlformats.org/markup-compatibility/2006" xmlns:aink="http://schemas.microsoft.com/office/drawing/2016/ink" xmlns:am3d="http://schemas.microsoft.com/office/drawing/2017/model3d" xmlns:o="urn:schemas-microsoft-com:office:office" xmlns:oel="http://schemas.microsoft.com/office/2019/extlst" xmlns:r="http://schemas.openxmlformats.org/officeDocument/2006/relationships" xmlns:m="http://schemas.openxmlformats.org/officeDocument/2006/math" xmlns:v="urn:schemas-microsoft-com:vml" xmlns:wp14="http://schemas.microsoft.com/office/word/2010/wordprocessingDrawing" xmlns:wp="http://schemas.openxmlformats.org/drawingml/2006/wordprocessingDrawing" xmlns:w10="urn:schemas-microsoft-com:office:word" xmlns:w="http://schemas.openxmlformats.org/wordprocessingml/2006/main" xmlns:w14="http://schemas.microsoft.com/office/word/2010/wordml" xmlns:w15="http://schemas.microsoft.com/office/word/2012/wordml" xmlns:w16cex="http://schemas.microsoft.com/office/word/2018/wordml/cex" xmlns:w16cid="http://schemas.microsoft.com/office/word/2016/wordml/cid" xmlns:w16="http://schemas.microsoft.com/office/word/2018/wordml" xmlns:w16du="http://schemas.microsoft.com/office/word/2023/wordml/word16du" xmlns:w16sdtdh="http://schemas.microsoft.com/office/word/2020/wordml/sdtdatahash" xmlns:w16sdtfl="http://schemas.microsoft.com/office/word/2024/wordml/sdtformatlock" xmlns:w16se="http://schemas.microsoft.com/office/word/2015/wordml/symex" xmlns:wpg="http://schemas.microsoft.com/office/word/2010/wordprocessingGroup" xmlns:wpi="http://schemas.microsoft.com/office/word/2010/wordprocessingInk" xmlns:wne="http://schemas.microsoft.com/office/word/2006/wordml" xmlns:wps="http://schemas.microsoft.com/office/word/2010/wordprocessingShape" mc:Ignorable="w14 w15 w16se w16cid w16 w16cex w16sdtdh w16sdtfl w16du wp14">
   <w:abstractNum w:abstractNumId="0" w15:restartNumberingAfterBreak="0">
     <w:nsid w:val="0A127E6E"/>
     <w:multiLevelType w:val="multilevel"/>
@@ -9933,7 +10014,7 @@
 </file>
 
 <file path=word/styles.xml><?xml version="1.0" encoding="utf-8"?>
-<w:styles xmlns:mc="http://schemas.openxmlformats.org/markup-compatibility/2006" xmlns:r="http://schemas.openxmlformats.org/officeDocument/2006/relationships" xmlns:w="http://schemas.openxmlformats.org/wordprocessingml/2006/main" xmlns:w14="http://schemas.microsoft.com/office/word/2010/wordml" xmlns:w15="http://schemas.microsoft.com/office/word/2012/wordml" xmlns:w16cex="http://schemas.microsoft.com/office/word/2018/wordml/cex" xmlns:w16cid="http://schemas.microsoft.com/office/word/2016/wordml/cid" xmlns:w16="http://schemas.microsoft.com/office/word/2018/wordml" xmlns:w16sdtdh="http://schemas.microsoft.com/office/word/2020/wordml/sdtdatahash" xmlns:w16se="http://schemas.microsoft.com/office/word/2015/wordml/symex" mc:Ignorable="w14 w15 w16se w16cid w16 w16cex w16sdtdh">
+<w:styles xmlns:mc="http://schemas.openxmlformats.org/markup-compatibility/2006" xmlns:r="http://schemas.openxmlformats.org/officeDocument/2006/relationships" xmlns:w="http://schemas.openxmlformats.org/wordprocessingml/2006/main" xmlns:w14="http://schemas.microsoft.com/office/word/2010/wordml" xmlns:w15="http://schemas.microsoft.com/office/word/2012/wordml" xmlns:w16cex="http://schemas.microsoft.com/office/word/2018/wordml/cex" xmlns:w16cid="http://schemas.microsoft.com/office/word/2016/wordml/cid" xmlns:w16="http://schemas.microsoft.com/office/word/2018/wordml" xmlns:w16du="http://schemas.microsoft.com/office/word/2023/wordml/word16du" xmlns:w16sdtdh="http://schemas.microsoft.com/office/word/2020/wordml/sdtdatahash" xmlns:w16sdtfl="http://schemas.microsoft.com/office/word/2024/wordml/sdtformatlock" xmlns:w16se="http://schemas.microsoft.com/office/word/2015/wordml/symex" mc:Ignorable="w14 w15 w16se w16cid w16 w16cex w16sdtdh w16sdtfl w16du">
   <w:docDefaults>
     <w:rPrDefault>
       <w:rPr>
@@ -10329,18 +10410,18 @@
     <w:lsdException w:name="Unresolved Mention" w:semiHidden="1" w:unhideWhenUsed="1"/>
     <w:lsdException w:name="Smart Link" w:semiHidden="1" w:unhideWhenUsed="1"/>
   </w:latentStyles>
-  <w:style w:type="paragraph" w:default="1" w:styleId="Normal">
+  <w:style w:type="paragraph" w:default="1" w:styleId="a">
     <w:name w:val="Normal"/>
     <w:qFormat/>
     <w:pPr>
       <w:widowControl w:val="0"/>
     </w:pPr>
   </w:style>
-  <w:style w:type="paragraph" w:styleId="Heading1">
+  <w:style w:type="paragraph" w:styleId="1">
     <w:name w:val="heading 1"/>
-    <w:basedOn w:val="Normal"/>
-    <w:next w:val="Normal"/>
-    <w:link w:val="Heading1Char"/>
+    <w:basedOn w:val="a"/>
+    <w:next w:val="a"/>
+    <w:link w:val="10"/>
     <w:uiPriority w:val="9"/>
     <w:qFormat/>
     <w:rsid w:val="00DD07BE"/>
@@ -10357,11 +10438,11 @@
       <w:szCs w:val="48"/>
     </w:rPr>
   </w:style>
-  <w:style w:type="paragraph" w:styleId="Heading2">
+  <w:style w:type="paragraph" w:styleId="2">
     <w:name w:val="heading 2"/>
-    <w:basedOn w:val="Normal"/>
-    <w:next w:val="Normal"/>
-    <w:link w:val="Heading2Char"/>
+    <w:basedOn w:val="a"/>
+    <w:next w:val="a"/>
+    <w:link w:val="20"/>
     <w:uiPriority w:val="9"/>
     <w:semiHidden/>
     <w:unhideWhenUsed/>
@@ -10380,11 +10461,11 @@
       <w:szCs w:val="40"/>
     </w:rPr>
   </w:style>
-  <w:style w:type="paragraph" w:styleId="Heading3">
+  <w:style w:type="paragraph" w:styleId="3">
     <w:name w:val="heading 3"/>
-    <w:basedOn w:val="Normal"/>
-    <w:next w:val="Normal"/>
-    <w:link w:val="Heading3Char"/>
+    <w:basedOn w:val="a"/>
+    <w:next w:val="a"/>
+    <w:link w:val="30"/>
     <w:uiPriority w:val="9"/>
     <w:semiHidden/>
     <w:unhideWhenUsed/>
@@ -10403,11 +10484,11 @@
       <w:szCs w:val="32"/>
     </w:rPr>
   </w:style>
-  <w:style w:type="paragraph" w:styleId="Heading4">
+  <w:style w:type="paragraph" w:styleId="4">
     <w:name w:val="heading 4"/>
-    <w:basedOn w:val="Normal"/>
-    <w:next w:val="Normal"/>
-    <w:link w:val="Heading4Char"/>
+    <w:basedOn w:val="a"/>
+    <w:next w:val="a"/>
+    <w:link w:val="40"/>
     <w:uiPriority w:val="9"/>
     <w:unhideWhenUsed/>
     <w:qFormat/>
@@ -10425,11 +10506,11 @@
       <w:szCs w:val="28"/>
     </w:rPr>
   </w:style>
-  <w:style w:type="paragraph" w:styleId="Heading5">
+  <w:style w:type="paragraph" w:styleId="5">
     <w:name w:val="heading 5"/>
-    <w:basedOn w:val="Normal"/>
-    <w:next w:val="Normal"/>
-    <w:link w:val="Heading5Char"/>
+    <w:basedOn w:val="a"/>
+    <w:next w:val="a"/>
+    <w:link w:val="50"/>
     <w:uiPriority w:val="9"/>
     <w:semiHidden/>
     <w:unhideWhenUsed/>
@@ -10446,11 +10527,11 @@
       <w:color w:val="0F4761" w:themeColor="accent1" w:themeShade="BF"/>
     </w:rPr>
   </w:style>
-  <w:style w:type="paragraph" w:styleId="Heading6">
+  <w:style w:type="paragraph" w:styleId="6">
     <w:name w:val="heading 6"/>
-    <w:basedOn w:val="Normal"/>
-    <w:next w:val="Normal"/>
-    <w:link w:val="Heading6Char"/>
+    <w:basedOn w:val="a"/>
+    <w:next w:val="a"/>
+    <w:link w:val="60"/>
     <w:uiPriority w:val="9"/>
     <w:semiHidden/>
     <w:unhideWhenUsed/>
@@ -10467,11 +10548,11 @@
       <w:color w:val="595959" w:themeColor="text1" w:themeTint="A6"/>
     </w:rPr>
   </w:style>
-  <w:style w:type="paragraph" w:styleId="Heading7">
+  <w:style w:type="paragraph" w:styleId="7">
     <w:name w:val="heading 7"/>
-    <w:basedOn w:val="Normal"/>
-    <w:next w:val="Normal"/>
-    <w:link w:val="Heading7Char"/>
+    <w:basedOn w:val="a"/>
+    <w:next w:val="a"/>
+    <w:link w:val="70"/>
     <w:uiPriority w:val="9"/>
     <w:semiHidden/>
     <w:unhideWhenUsed/>
@@ -10489,11 +10570,11 @@
       <w:color w:val="595959" w:themeColor="text1" w:themeTint="A6"/>
     </w:rPr>
   </w:style>
-  <w:style w:type="paragraph" w:styleId="Heading8">
+  <w:style w:type="paragraph" w:styleId="8">
     <w:name w:val="heading 8"/>
-    <w:basedOn w:val="Normal"/>
-    <w:next w:val="Normal"/>
-    <w:link w:val="Heading8Char"/>
+    <w:basedOn w:val="a"/>
+    <w:next w:val="a"/>
+    <w:link w:val="80"/>
     <w:uiPriority w:val="9"/>
     <w:semiHidden/>
     <w:unhideWhenUsed/>
@@ -10511,11 +10592,11 @@
       <w:color w:val="272727" w:themeColor="text1" w:themeTint="D8"/>
     </w:rPr>
   </w:style>
-  <w:style w:type="paragraph" w:styleId="Heading9">
+  <w:style w:type="paragraph" w:styleId="9">
     <w:name w:val="heading 9"/>
-    <w:basedOn w:val="Normal"/>
-    <w:next w:val="Normal"/>
-    <w:link w:val="Heading9Char"/>
+    <w:basedOn w:val="a"/>
+    <w:next w:val="a"/>
+    <w:link w:val="90"/>
     <w:uiPriority w:val="9"/>
     <w:semiHidden/>
     <w:unhideWhenUsed/>
@@ -10533,12 +10614,13 @@
       <w:color w:val="272727" w:themeColor="text1" w:themeTint="D8"/>
     </w:rPr>
   </w:style>
-  <w:style w:type="character" w:default="1" w:styleId="DefaultParagraphFont">
+  <w:style w:type="character" w:default="1" w:styleId="a0">
     <w:name w:val="Default Paragraph Font"/>
     <w:uiPriority w:val="1"/>
+    <w:semiHidden/>
     <w:unhideWhenUsed/>
   </w:style>
-  <w:style w:type="table" w:default="1" w:styleId="TableNormal">
+  <w:style w:type="table" w:default="1" w:styleId="a1">
     <w:name w:val="Normal Table"/>
     <w:uiPriority w:val="99"/>
     <w:semiHidden/>
@@ -10553,16 +10635,16 @@
       </w:tblCellMar>
     </w:tblPr>
   </w:style>
-  <w:style w:type="numbering" w:default="1" w:styleId="NoList">
+  <w:style w:type="numbering" w:default="1" w:styleId="a2">
     <w:name w:val="No List"/>
     <w:uiPriority w:val="99"/>
     <w:semiHidden/>
     <w:unhideWhenUsed/>
   </w:style>
-  <w:style w:type="character" w:customStyle="1" w:styleId="Heading1Char">
-    <w:name w:val="Heading 1 Char"/>
-    <w:basedOn w:val="DefaultParagraphFont"/>
-    <w:link w:val="Heading1"/>
+  <w:style w:type="character" w:customStyle="1" w:styleId="10">
+    <w:name w:val="標題 1 字元"/>
+    <w:basedOn w:val="a0"/>
+    <w:link w:val="1"/>
     <w:uiPriority w:val="9"/>
     <w:rsid w:val="00DD07BE"/>
     <w:rPr>
@@ -10572,10 +10654,10 @@
       <w:szCs w:val="48"/>
     </w:rPr>
   </w:style>
-  <w:style w:type="character" w:customStyle="1" w:styleId="Heading2Char">
-    <w:name w:val="Heading 2 Char"/>
-    <w:basedOn w:val="DefaultParagraphFont"/>
-    <w:link w:val="Heading2"/>
+  <w:style w:type="character" w:customStyle="1" w:styleId="20">
+    <w:name w:val="標題 2 字元"/>
+    <w:basedOn w:val="a0"/>
+    <w:link w:val="2"/>
     <w:uiPriority w:val="9"/>
     <w:semiHidden/>
     <w:rsid w:val="00DD07BE"/>
@@ -10586,10 +10668,10 @@
       <w:szCs w:val="40"/>
     </w:rPr>
   </w:style>
-  <w:style w:type="character" w:customStyle="1" w:styleId="Heading3Char">
-    <w:name w:val="Heading 3 Char"/>
-    <w:basedOn w:val="DefaultParagraphFont"/>
-    <w:link w:val="Heading3"/>
+  <w:style w:type="character" w:customStyle="1" w:styleId="30">
+    <w:name w:val="標題 3 字元"/>
+    <w:basedOn w:val="a0"/>
+    <w:link w:val="3"/>
     <w:uiPriority w:val="9"/>
     <w:semiHidden/>
     <w:rsid w:val="00DD07BE"/>
@@ -10600,10 +10682,10 @@
       <w:szCs w:val="32"/>
     </w:rPr>
   </w:style>
-  <w:style w:type="character" w:customStyle="1" w:styleId="Heading4Char">
-    <w:name w:val="Heading 4 Char"/>
-    <w:basedOn w:val="DefaultParagraphFont"/>
-    <w:link w:val="Heading4"/>
+  <w:style w:type="character" w:customStyle="1" w:styleId="40">
+    <w:name w:val="標題 4 字元"/>
+    <w:basedOn w:val="a0"/>
+    <w:link w:val="4"/>
     <w:uiPriority w:val="9"/>
     <w:rsid w:val="00DD07BE"/>
     <w:rPr>
@@ -10613,10 +10695,10 @@
       <w:szCs w:val="28"/>
     </w:rPr>
   </w:style>
-  <w:style w:type="character" w:customStyle="1" w:styleId="Heading5Char">
-    <w:name w:val="Heading 5 Char"/>
-    <w:basedOn w:val="DefaultParagraphFont"/>
-    <w:link w:val="Heading5"/>
+  <w:style w:type="character" w:customStyle="1" w:styleId="50">
+    <w:name w:val="標題 5 字元"/>
+    <w:basedOn w:val="a0"/>
+    <w:link w:val="5"/>
     <w:uiPriority w:val="9"/>
     <w:semiHidden/>
     <w:rsid w:val="00DD07BE"/>
@@ -10625,10 +10707,10 @@
       <w:color w:val="0F4761" w:themeColor="accent1" w:themeShade="BF"/>
     </w:rPr>
   </w:style>
-  <w:style w:type="character" w:customStyle="1" w:styleId="Heading6Char">
-    <w:name w:val="Heading 6 Char"/>
-    <w:basedOn w:val="DefaultParagraphFont"/>
-    <w:link w:val="Heading6"/>
+  <w:style w:type="character" w:customStyle="1" w:styleId="60">
+    <w:name w:val="標題 6 字元"/>
+    <w:basedOn w:val="a0"/>
+    <w:link w:val="6"/>
     <w:uiPriority w:val="9"/>
     <w:semiHidden/>
     <w:rsid w:val="00DD07BE"/>
@@ -10637,10 +10719,10 @@
       <w:color w:val="595959" w:themeColor="text1" w:themeTint="A6"/>
     </w:rPr>
   </w:style>
-  <w:style w:type="character" w:customStyle="1" w:styleId="Heading7Char">
-    <w:name w:val="Heading 7 Char"/>
-    <w:basedOn w:val="DefaultParagraphFont"/>
-    <w:link w:val="Heading7"/>
+  <w:style w:type="character" w:customStyle="1" w:styleId="70">
+    <w:name w:val="標題 7 字元"/>
+    <w:basedOn w:val="a0"/>
+    <w:link w:val="7"/>
     <w:uiPriority w:val="9"/>
     <w:semiHidden/>
     <w:rsid w:val="00DD07BE"/>
@@ -10649,10 +10731,10 @@
       <w:color w:val="595959" w:themeColor="text1" w:themeTint="A6"/>
     </w:rPr>
   </w:style>
-  <w:style w:type="character" w:customStyle="1" w:styleId="Heading8Char">
-    <w:name w:val="Heading 8 Char"/>
-    <w:basedOn w:val="DefaultParagraphFont"/>
-    <w:link w:val="Heading8"/>
+  <w:style w:type="character" w:customStyle="1" w:styleId="80">
+    <w:name w:val="標題 8 字元"/>
+    <w:basedOn w:val="a0"/>
+    <w:link w:val="8"/>
     <w:uiPriority w:val="9"/>
     <w:semiHidden/>
     <w:rsid w:val="00DD07BE"/>
@@ -10661,10 +10743,10 @@
       <w:color w:val="272727" w:themeColor="text1" w:themeTint="D8"/>
     </w:rPr>
   </w:style>
-  <w:style w:type="character" w:customStyle="1" w:styleId="Heading9Char">
-    <w:name w:val="Heading 9 Char"/>
-    <w:basedOn w:val="DefaultParagraphFont"/>
-    <w:link w:val="Heading9"/>
+  <w:style w:type="character" w:customStyle="1" w:styleId="90">
+    <w:name w:val="標題 9 字元"/>
+    <w:basedOn w:val="a0"/>
+    <w:link w:val="9"/>
     <w:uiPriority w:val="9"/>
     <w:semiHidden/>
     <w:rsid w:val="00DD07BE"/>
@@ -10673,11 +10755,11 @@
       <w:color w:val="272727" w:themeColor="text1" w:themeTint="D8"/>
     </w:rPr>
   </w:style>
-  <w:style w:type="paragraph" w:styleId="Title">
+  <w:style w:type="paragraph" w:styleId="a3">
     <w:name w:val="Title"/>
-    <w:basedOn w:val="Normal"/>
-    <w:next w:val="Normal"/>
-    <w:link w:val="TitleChar"/>
+    <w:basedOn w:val="a"/>
+    <w:next w:val="a"/>
+    <w:link w:val="a4"/>
     <w:uiPriority w:val="10"/>
     <w:qFormat/>
     <w:rsid w:val="00DD07BE"/>
@@ -10694,10 +10776,10 @@
       <w:szCs w:val="56"/>
     </w:rPr>
   </w:style>
-  <w:style w:type="character" w:customStyle="1" w:styleId="TitleChar">
-    <w:name w:val="Title Char"/>
-    <w:basedOn w:val="DefaultParagraphFont"/>
-    <w:link w:val="Title"/>
+  <w:style w:type="character" w:customStyle="1" w:styleId="a4">
+    <w:name w:val="標題 字元"/>
+    <w:basedOn w:val="a0"/>
+    <w:link w:val="a3"/>
     <w:uiPriority w:val="10"/>
     <w:rsid w:val="00DD07BE"/>
     <w:rPr>
@@ -10708,11 +10790,11 @@
       <w:szCs w:val="56"/>
     </w:rPr>
   </w:style>
-  <w:style w:type="paragraph" w:styleId="Subtitle">
+  <w:style w:type="paragraph" w:styleId="a5">
     <w:name w:val="Subtitle"/>
-    <w:basedOn w:val="Normal"/>
-    <w:next w:val="Normal"/>
-    <w:link w:val="SubtitleChar"/>
+    <w:basedOn w:val="a"/>
+    <w:next w:val="a"/>
+    <w:link w:val="a6"/>
     <w:uiPriority w:val="11"/>
     <w:qFormat/>
     <w:rsid w:val="00DD07BE"/>
@@ -10730,10 +10812,10 @@
       <w:szCs w:val="28"/>
     </w:rPr>
   </w:style>
-  <w:style w:type="character" w:customStyle="1" w:styleId="SubtitleChar">
-    <w:name w:val="Subtitle Char"/>
-    <w:basedOn w:val="DefaultParagraphFont"/>
-    <w:link w:val="Subtitle"/>
+  <w:style w:type="character" w:customStyle="1" w:styleId="a6">
+    <w:name w:val="副標題 字元"/>
+    <w:basedOn w:val="a0"/>
+    <w:link w:val="a5"/>
     <w:uiPriority w:val="11"/>
     <w:rsid w:val="00DD07BE"/>
     <w:rPr>
@@ -10744,11 +10826,11 @@
       <w:szCs w:val="28"/>
     </w:rPr>
   </w:style>
-  <w:style w:type="paragraph" w:styleId="Quote">
+  <w:style w:type="paragraph" w:styleId="a7">
     <w:name w:val="Quote"/>
-    <w:basedOn w:val="Normal"/>
-    <w:next w:val="Normal"/>
-    <w:link w:val="QuoteChar"/>
+    <w:basedOn w:val="a"/>
+    <w:next w:val="a"/>
+    <w:link w:val="a8"/>
     <w:uiPriority w:val="29"/>
     <w:qFormat/>
     <w:rsid w:val="00DD07BE"/>
@@ -10762,10 +10844,10 @@
       <w:color w:val="404040" w:themeColor="text1" w:themeTint="BF"/>
     </w:rPr>
   </w:style>
-  <w:style w:type="character" w:customStyle="1" w:styleId="QuoteChar">
-    <w:name w:val="Quote Char"/>
-    <w:basedOn w:val="DefaultParagraphFont"/>
-    <w:link w:val="Quote"/>
+  <w:style w:type="character" w:customStyle="1" w:styleId="a8">
+    <w:name w:val="引文 字元"/>
+    <w:basedOn w:val="a0"/>
+    <w:link w:val="a7"/>
     <w:uiPriority w:val="29"/>
     <w:rsid w:val="00DD07BE"/>
     <w:rPr>
@@ -10774,9 +10856,9 @@
       <w:color w:val="404040" w:themeColor="text1" w:themeTint="BF"/>
     </w:rPr>
   </w:style>
-  <w:style w:type="paragraph" w:styleId="ListParagraph">
+  <w:style w:type="paragraph" w:styleId="a9">
     <w:name w:val="List Paragraph"/>
-    <w:basedOn w:val="Normal"/>
+    <w:basedOn w:val="a"/>
     <w:uiPriority w:val="34"/>
     <w:qFormat/>
     <w:rsid w:val="00DD07BE"/>
@@ -10785,9 +10867,9 @@
       <w:contextualSpacing/>
     </w:pPr>
   </w:style>
-  <w:style w:type="character" w:styleId="IntenseEmphasis">
+  <w:style w:type="character" w:styleId="aa">
     <w:name w:val="Intense Emphasis"/>
-    <w:basedOn w:val="DefaultParagraphFont"/>
+    <w:basedOn w:val="a0"/>
     <w:uiPriority w:val="21"/>
     <w:qFormat/>
     <w:rsid w:val="00DD07BE"/>
@@ -10797,11 +10879,11 @@
       <w:color w:val="0F4761" w:themeColor="accent1" w:themeShade="BF"/>
     </w:rPr>
   </w:style>
-  <w:style w:type="paragraph" w:styleId="IntenseQuote">
+  <w:style w:type="paragraph" w:styleId="ab">
     <w:name w:val="Intense Quote"/>
-    <w:basedOn w:val="Normal"/>
-    <w:next w:val="Normal"/>
-    <w:link w:val="IntenseQuoteChar"/>
+    <w:basedOn w:val="a"/>
+    <w:next w:val="a"/>
+    <w:link w:val="ac"/>
     <w:uiPriority w:val="30"/>
     <w:qFormat/>
     <w:rsid w:val="00DD07BE"/>
@@ -10820,10 +10902,10 @@
       <w:color w:val="0F4761" w:themeColor="accent1" w:themeShade="BF"/>
     </w:rPr>
   </w:style>
-  <w:style w:type="character" w:customStyle="1" w:styleId="IntenseQuoteChar">
-    <w:name w:val="Intense Quote Char"/>
-    <w:basedOn w:val="DefaultParagraphFont"/>
-    <w:link w:val="IntenseQuote"/>
+  <w:style w:type="character" w:customStyle="1" w:styleId="ac">
+    <w:name w:val="鮮明引文 字元"/>
+    <w:basedOn w:val="a0"/>
+    <w:link w:val="ab"/>
     <w:uiPriority w:val="30"/>
     <w:rsid w:val="00DD07BE"/>
     <w:rPr>
@@ -10832,9 +10914,9 @@
       <w:color w:val="0F4761" w:themeColor="accent1" w:themeShade="BF"/>
     </w:rPr>
   </w:style>
-  <w:style w:type="character" w:styleId="IntenseReference">
+  <w:style w:type="character" w:styleId="ad">
     <w:name w:val="Intense Reference"/>
-    <w:basedOn w:val="DefaultParagraphFont"/>
+    <w:basedOn w:val="a0"/>
     <w:uiPriority w:val="32"/>
     <w:qFormat/>
     <w:rsid w:val="00DD07BE"/>
@@ -10848,7 +10930,7 @@
   </w:style>
   <w:style w:type="paragraph" w:customStyle="1" w:styleId="ds-markdown-paragraph">
     <w:name w:val="ds-markdown-paragraph"/>
-    <w:basedOn w:val="Normal"/>
+    <w:basedOn w:val="a"/>
     <w:rsid w:val="00DD07BE"/>
     <w:pPr>
       <w:widowControl/>
@@ -10860,9 +10942,9 @@
       <w14:ligatures w14:val="none"/>
     </w:rPr>
   </w:style>
-  <w:style w:type="character" w:styleId="Strong">
+  <w:style w:type="character" w:styleId="ae">
     <w:name w:val="Strong"/>
-    <w:basedOn w:val="DefaultParagraphFont"/>
+    <w:basedOn w:val="a0"/>
     <w:uiPriority w:val="22"/>
     <w:qFormat/>
     <w:rsid w:val="00DD07BE"/>
@@ -10873,12 +10955,12 @@
   </w:style>
   <w:style w:type="character" w:customStyle="1" w:styleId="apple-converted-space">
     <w:name w:val="apple-converted-space"/>
-    <w:basedOn w:val="DefaultParagraphFont"/>
+    <w:basedOn w:val="a0"/>
     <w:rsid w:val="00DD07BE"/>
   </w:style>
-  <w:style w:type="character" w:styleId="HTMLCode">
+  <w:style w:type="character" w:styleId="HTML">
     <w:name w:val="HTML Code"/>
-    <w:basedOn w:val="DefaultParagraphFont"/>
+    <w:basedOn w:val="a0"/>
     <w:uiPriority w:val="99"/>
     <w:semiHidden/>
     <w:unhideWhenUsed/>
@@ -10889,9 +10971,9 @@
       <w:szCs w:val="20"/>
     </w:rPr>
   </w:style>
-  <w:style w:type="table" w:styleId="TableGrid">
+  <w:style w:type="table" w:styleId="af">
     <w:name w:val="Table Grid"/>
-    <w:basedOn w:val="TableNormal"/>
+    <w:basedOn w:val="a1"/>
     <w:uiPriority w:val="39"/>
     <w:rsid w:val="00FB6DAD"/>
     <w:pPr>
